--- a/public/deep-research/2023-holy-club-methodism/deep-research.docx
+++ b/public/deep-research/2023-holy-club-methodism/deep-research.docx
@@ -48,7 +48,7 @@
     </w:p>
     <w:p>
       <w:r>
-        <w:t>**Keywords:** IA; Economia; Sistemas Complexos; HOLY; CLUB; METHODISM; reproducibility; Harvard references; research.</w:t>
+        <w:t>**Keywords:** HOLY; CLUB; METHODISM; reproducibility; Harvard references; research.</w:t>
       </w:r>
     </w:p>
     <w:p>

--- a/public/deep-research/2023-holy-club-methodism/deep-research.docx
+++ b/public/deep-research/2023-holy-club-methodism/deep-research.docx
@@ -278,7 +278,7 @@
         <w:pStyle w:val="ListParagraph"/>
       </w:pPr>
       <w:r>
-        <w:t>- Generated at: 2026-02-21</w:t>
+        <w:t>- Generated at: 2026-03-12</w:t>
       </w:r>
     </w:p>
     <w:sectPr>
